--- a/topics/topics.docx
+++ b/topics/topics.docx
@@ -24,7 +24,17 @@
     </w:p>
     <w:p>
       <w:r>
-        <w:t>JWT Authentication</w:t>
+        <w:t>AWS S3</w:t>
+      </w:r>
+    </w:p>
+    <w:p>
+      <w:r>
+        <w:t>MongoDB Indexing</w:t>
+      </w:r>
+    </w:p>
+    <w:p>
+      <w:r>
+        <w:t>Docker Networking</w:t>
       </w:r>
     </w:p>
     <w:p>
@@ -34,32 +44,12 @@
     </w:p>
     <w:p>
       <w:r>
-        <w:t>AWS S3</w:t>
+        <w:t>JWT Authentication</w:t>
       </w:r>
     </w:p>
     <w:p>
       <w:r>
-        <w:t>Docker Networking</w:t>
-      </w:r>
-    </w:p>
-    <w:p>
-      <w:r>
-        <w:t>MongoDB Indexing</w:t>
-      </w:r>
-    </w:p>
-    <w:p>
-      <w:r>
-        <w:t>Spring Security</w:t>
-      </w:r>
-    </w:p>
-    <w:p>
-      <w:r>
-        <w:t>Java Virtual Machine Memory</w:t>
-      </w:r>
-    </w:p>
-    <w:p>
-      <w:r>
-        <w:t>Kafka Partitioning</w:t>
+        <w:t>Java 8 Streams</w:t>
       </w:r>
     </w:p>
     <w:sectPr>

--- a/topics/topics.docx
+++ b/topics/topics.docx
@@ -24,7 +24,7 @@
     </w:p>
     <w:p>
       <w:r>
-        <w:t>AWS S3</w:t>
+        <w:t>AWS Route 53</w:t>
       </w:r>
     </w:p>
     <w:p>
